--- a/lessons/10-2/downloads/10-2-notes-l3.docx
+++ b/lessons/10-2/downloads/10-2-notes-l3.docx
@@ -1401,47 +1401,6 @@
         <w:t xml:space="preserve">Write About the Math</w:t>
       </w:r>
     </w:p>
-    <w:p>
-      <w:pPr>
-        <w:spacing w:after="100"/>
-      </w:pPr>
-      <w:r>
-        <w:rPr>
-          <w:i/>
-          <w:iCs/>
-          <w:color w:val="5F6F80"/>
-          <w:sz w:val="19"/>
-          <w:szCs w:val="19"/>
-        </w:rPr>
-        <w:t xml:space="preserve">Use the support level you need. Every level answers the same math question.</w:t>
-      </w:r>
-    </w:p>
-    <w:p>
-      <w:pPr>
-        <w:pStyle w:val="Heading2"/>
-        <w:spacing w:after="80" w:before="180"/>
-      </w:pPr>
-      <w:r>
-        <w:rPr>
-          <w:b/>
-          <w:bCs/>
-          <w:color w:val="12355B"/>
-          <w:sz w:val="24"/>
-          <w:szCs w:val="24"/>
-        </w:rPr>
-        <w:t xml:space="preserve">1. Understand the Question</w:t>
-      </w:r>
-      <w:r>
-        <w:rPr>
-          <w:i/>
-          <w:iCs/>
-          <w:color w:val="B97A12"/>
-          <w:sz w:val="19"/>
-          <w:szCs w:val="19"/>
-        </w:rPr>
-        <w:t xml:space="preserve">   explain</w:t>
-      </w:r>
-    </w:p>
     <w:tbl>
       <w:tblPr>
         <w:tblW w:type="pct" w:w="100%"/>
@@ -1480,38 +1439,16 @@
               </w:rPr>
               <w:t xml:space="preserve">How do you respond to your friend?</w:t>
             </w:r>
-          </w:p>
-          <w:p>
-            <w:pPr>
-              <w:spacing w:after="0"/>
-            </w:pPr>
-            <w:r>
-              <w:rPr>
-                <w:b/>
-                <w:bCs/>
-                <w:color w:val="12355B"/>
-                <w:sz w:val="20"/>
-                <w:szCs w:val="20"/>
-              </w:rPr>
-              <w:t xml:space="preserve">Your job:  </w:t>
-            </w:r>
-            <w:r>
-              <w:rPr>
-                <w:sz w:val="20"/>
-                <w:szCs w:val="20"/>
-              </w:rPr>
-              <w:t xml:space="preserve">Answer the question. Use math evidence. Explain how the evidence proves your answer.</w:t>
-            </w:r>
             <w:r>
               <w:rPr>
                 <w:i/>
                 <w:iCs/>
                 <w:color w:val="5F6F80"/>
-                <w:sz w:val="18"/>
-                <w:szCs w:val="18"/>
+                <w:sz w:val="19"/>
+                <w:szCs w:val="19"/>
               </w:rPr>
               <w:br/>
-              <w:t xml:space="preserve">Responde la pregunta. Usa evidencia matemática. Explica cómo la evidencia demuestra tu respuesta.</w:t>
+              <w:t xml:space="preserve">¿Cómo le respondes a tu amigo?</w:t>
             </w:r>
           </w:p>
         </w:tc>
@@ -1519,33 +1456,22 @@
     </w:tbl>
     <w:p>
       <w:pPr>
-        <w:pStyle w:val="Heading2"/>
-        <w:spacing w:after="80" w:before="180"/>
-      </w:pPr>
-      <w:r>
-        <w:rPr>
-          <w:b/>
-          <w:bCs/>
-          <w:color w:val="12355B"/>
-          <w:sz w:val="24"/>
-          <w:szCs w:val="24"/>
-        </w:rPr>
-        <w:t xml:space="preserve">2. Plan Your Math Words</w:t>
-      </w:r>
+        <w:spacing w:after="100"/>
+      </w:pPr>
       <w:r>
         <w:rPr>
           <w:i/>
           <w:iCs/>
-          <w:color w:val="1FA6A2"/>
+          <w:color w:val="5F6F80"/>
           <w:sz w:val="19"/>
           <w:szCs w:val="19"/>
         </w:rPr>
-        <w:t xml:space="preserve">   check at least two</w:t>
-      </w:r>
-    </w:p>
-    <w:p>
-      <w:pPr>
-        <w:spacing w:after="60"/>
+        <w:t xml:space="preserve">Say your answer to a partner first. Then write it, using at least two of these words:</w:t>
+      </w:r>
+    </w:p>
+    <w:p>
+      <w:pPr>
+        <w:spacing w:after="40"/>
       </w:pPr>
       <w:r>
         <w:rPr>
@@ -1565,14 +1491,7 @@
           <w:sz w:val="20"/>
           <w:szCs w:val="20"/>
         </w:rPr>
-        <w:t xml:space="preserve">symmetric — </w:t>
-      </w:r>
-      <w:r>
-        <w:rPr>
-          <w:sz w:val="20"/>
-          <w:szCs w:val="20"/>
-        </w:rPr>
-        <w:t xml:space="preserve">Having two halves that match — one side is a mirror image of the other.</w:t>
+        <w:t xml:space="preserve">symmetric</w:t>
       </w:r>
       <w:r>
         <w:rPr>
@@ -1582,13 +1501,12 @@
           <w:sz w:val="18"/>
           <w:szCs w:val="18"/>
         </w:rPr>
-        <w:br/>
-        <w:t xml:space="preserve">simétrico — Que tiene dos mitades que coinciden: un lado es la imagen reflejada del otro.</w:t>
-      </w:r>
-    </w:p>
-    <w:p>
-      <w:pPr>
-        <w:spacing w:after="60"/>
+        <w:t xml:space="preserve">  ·  simétrico</w:t>
+      </w:r>
+    </w:p>
+    <w:p>
+      <w:pPr>
+        <w:spacing w:after="40"/>
       </w:pPr>
       <w:r>
         <w:rPr>
@@ -1608,14 +1526,7 @@
           <w:sz w:val="20"/>
           <w:szCs w:val="20"/>
         </w:rPr>
-        <w:t xml:space="preserve">mirror image — </w:t>
-      </w:r>
-      <w:r>
-        <w:rPr>
-          <w:sz w:val="20"/>
-          <w:szCs w:val="20"/>
-        </w:rPr>
-        <w:t xml:space="preserve">A copy of a figure flipped across a line, so the two halves face each other.</w:t>
+        <w:t xml:space="preserve">mirror image</w:t>
       </w:r>
       <w:r>
         <w:rPr>
@@ -1625,13 +1536,12 @@
           <w:sz w:val="18"/>
           <w:szCs w:val="18"/>
         </w:rPr>
-        <w:br/>
-        <w:t xml:space="preserve">imagen reflejada — Una copia de una figura volteada al otro lado de una línea, de modo que las dos mitades se miran entre sí.</w:t>
-      </w:r>
-    </w:p>
-    <w:p>
-      <w:pPr>
-        <w:spacing w:after="60"/>
+        <w:t xml:space="preserve">  ·  imagen reflejada</w:t>
+      </w:r>
+    </w:p>
+    <w:p>
+      <w:pPr>
+        <w:spacing w:after="40"/>
       </w:pPr>
       <w:r>
         <w:rPr>
@@ -1651,14 +1561,7 @@
           <w:sz w:val="20"/>
           <w:szCs w:val="20"/>
         </w:rPr>
-        <w:t xml:space="preserve">bilateral symmetry — </w:t>
-      </w:r>
-      <w:r>
-        <w:rPr>
-          <w:sz w:val="20"/>
-          <w:szCs w:val="20"/>
-        </w:rPr>
-        <w:t xml:space="preserve">Reflective symmetry in plants and animals — the two sides of the body mirror each other.</w:t>
+        <w:t xml:space="preserve">bilateral symmetry</w:t>
       </w:r>
       <w:r>
         <w:rPr>
@@ -1668,13 +1571,12 @@
           <w:sz w:val="18"/>
           <w:szCs w:val="18"/>
         </w:rPr>
-        <w:br/>
-        <w:t xml:space="preserve">simetría bilateral — La simetría reflectiva en plantas y animales: los dos lados del cuerpo se reflejan entre sí.</w:t>
-      </w:r>
-    </w:p>
-    <w:p>
-      <w:pPr>
-        <w:spacing w:after="60"/>
+        <w:t xml:space="preserve">  ·  simetría bilateral</w:t>
+      </w:r>
+    </w:p>
+    <w:p>
+      <w:pPr>
+        <w:spacing w:after="40"/>
       </w:pPr>
       <w:r>
         <w:rPr>
@@ -1694,14 +1596,7 @@
           <w:sz w:val="20"/>
           <w:szCs w:val="20"/>
         </w:rPr>
-        <w:t xml:space="preserve">line of symmetry — </w:t>
-      </w:r>
-      <w:r>
-        <w:rPr>
-          <w:sz w:val="20"/>
-          <w:szCs w:val="20"/>
-        </w:rPr>
-        <w:t xml:space="preserve">The line you can draw through a figure so each side is a reflection of the other.</w:t>
+        <w:t xml:space="preserve">line of symmetry</w:t>
       </w:r>
       <w:r>
         <w:rPr>
@@ -1711,13 +1606,12 @@
           <w:sz w:val="18"/>
           <w:szCs w:val="18"/>
         </w:rPr>
-        <w:br/>
-        <w:t xml:space="preserve">eje de simetría — La línea que puedes trazar por una figura de modo que cada lado sea el reflejo del otro.</w:t>
-      </w:r>
-    </w:p>
-    <w:p>
-      <w:pPr>
-        <w:spacing w:after="60"/>
+        <w:t xml:space="preserve">  ·  eje de simetría</w:t>
+      </w:r>
+    </w:p>
+    <w:p>
+      <w:pPr>
+        <w:spacing w:after="40"/>
       </w:pPr>
       <w:r>
         <w:rPr>
@@ -1737,14 +1631,7 @@
           <w:sz w:val="20"/>
           <w:szCs w:val="20"/>
         </w:rPr>
-        <w:t xml:space="preserve">balance — </w:t>
-      </w:r>
-      <w:r>
-        <w:rPr>
-          <w:sz w:val="20"/>
-          <w:szCs w:val="20"/>
-        </w:rPr>
-        <w:t xml:space="preserve">An even, steady arrangement — neither side feels heavier than the other.</w:t>
+        <w:t xml:space="preserve">balance</w:t>
       </w:r>
       <w:r>
         <w:rPr>
@@ -1754,109 +1641,7 @@
           <w:sz w:val="18"/>
           <w:szCs w:val="18"/>
         </w:rPr>
-        <w:br/>
-        <w:t xml:space="preserve">equilibrio — Una disposición pareja y estable: ningún lado se siente más pesado que el otro.</w:t>
-      </w:r>
-    </w:p>
-    <w:tbl>
-      <w:tblPr>
-        <w:tblW w:type="pct" w:w="100%"/>
-        <w:tblBorders>
-          <w:top w:val="single" w:color="1FA6A2" w:sz="8"/>
-          <w:left w:val="single" w:color="1FA6A2" w:sz="8"/>
-          <w:bottom w:val="single" w:color="1FA6A2" w:sz="8"/>
-          <w:right w:val="single" w:color="1FA6A2" w:sz="8"/>
-          <w:insideH w:val="single" w:color="auto" w:sz="4"/>
-          <w:insideV w:val="single" w:color="auto" w:sz="4"/>
-        </w:tblBorders>
-      </w:tblPr>
-      <w:tblGrid>
-        <w:gridCol w:w="100"/>
-      </w:tblGrid>
-      <w:tr>
-        <w:tc>
-          <w:tcPr>
-            <w:shd w:fill="F7FFFD" w:color="auto" w:val="clear"/>
-            <w:tcMar>
-              <w:top w:type="dxa" w:w="120"/>
-              <w:left w:type="dxa" w:w="180"/>
-              <w:bottom w:type="dxa" w:w="120"/>
-              <w:right w:type="dxa" w:w="180"/>
-            </w:tcMar>
-          </w:tcPr>
-          <w:p>
-            <w:pPr>
-              <w:spacing w:after="50"/>
-            </w:pPr>
-            <w:r>
-              <w:rPr>
-                <w:b/>
-                <w:bCs/>
-                <w:color w:val="1FA6A2"/>
-                <w:sz w:val="20"/>
-                <w:szCs w:val="20"/>
-              </w:rPr>
-              <w:t xml:space="preserve">Say it first:  </w:t>
-            </w:r>
-            <w:r>
-              <w:rPr>
-                <w:sz w:val="20"/>
-                <w:szCs w:val="20"/>
-              </w:rPr>
-              <w:t xml:space="preserve">Say your idea to a partner or quietly to yourself before you write.</w:t>
-            </w:r>
-          </w:p>
-          <w:p>
-            <w:pPr>
-              <w:spacing w:after="60"/>
-            </w:pPr>
-            <w:r>
-              <w:rPr>
-                <w:color w:val="1A2733"/>
-                <w:sz w:val="21"/>
-                <w:szCs w:val="21"/>
-              </w:rPr>
-              <w:t xml:space="preserve">To settle the disagreement, draw a ___ through the center of each flower and check whether one side is a ___ of the other. If the test works for both, then ___ flowers have bilateral symmetry.</w:t>
-            </w:r>
-            <w:r>
-              <w:rPr>
-                <w:i/>
-                <w:iCs/>
-                <w:color w:val="5F6F80"/>
-                <w:sz w:val="19"/>
-                <w:szCs w:val="19"/>
-              </w:rPr>
-              <w:br/>
-              <w:t xml:space="preserve">Di tu respuesta primero: Mi respuesta es ___ porque ___.</w:t>
-            </w:r>
-          </w:p>
-        </w:tc>
-      </w:tr>
-    </w:tbl>
-    <w:p>
-      <w:pPr>
-        <w:pStyle w:val="Heading2"/>
-        <w:spacing w:after="80" w:before="180"/>
-      </w:pPr>
-      <w:r>
-        <w:rPr>
-          <w:b/>
-          <w:bCs/>
-          <w:color w:val="12355B"/>
-          <w:sz w:val="24"/>
-          <w:szCs w:val="24"/>
-        </w:rPr>
-        <w:t xml:space="preserve">3. Build Your Explanation</w:t>
-      </w:r>
-      <w:r>
-        <w:rPr>
-          <w:i/>
-          <w:iCs/>
-          <w:color w:val="B97A12"/>
-          <w:sz w:val="19"/>
-          <w:szCs w:val="19"/>
-        </w:rPr>
-        <w:t xml:space="preserve">   choose your support</w:t>
+        <w:t xml:space="preserve">  ·  equilibrio</w:t>
       </w:r>
     </w:p>
     <w:tbl>
@@ -1887,21 +1672,6 @@
           </w:tcPr>
           <w:p>
             <w:pPr>
-              <w:spacing w:after="50"/>
-            </w:pPr>
-            <w:r>
-              <w:rPr>
-                <w:i/>
-                <w:iCs/>
-                <w:color w:val="5F6F80"/>
-                <w:sz w:val="19"/>
-                <w:szCs w:val="19"/>
-              </w:rPr>
-              <w:t xml:space="preserve">This model shows the parts of an explanation. It does not answer your writing question.</w:t>
-            </w:r>
-          </w:p>
-          <w:p>
-            <w:pPr>
               <w:spacing w:after="80"/>
             </w:pPr>
             <w:r>
@@ -1912,58 +1682,14 @@
                 <w:sz w:val="19"/>
                 <w:szCs w:val="19"/>
               </w:rPr>
-              <w:t xml:space="preserve">Claim:  </w:t>
+              <w:t xml:space="preserve">Model:  </w:t>
             </w:r>
             <w:r>
               <w:rPr>
                 <w:sz w:val="19"/>
                 <w:szCs w:val="19"/>
               </w:rPr>
-              <w:t xml:space="preserve">A figure is symmetric only if there is a specific line where one side is a mirror image of the other.</w:t>
-            </w:r>
-          </w:p>
-          <w:p>
-            <w:pPr>
-              <w:spacing w:after="80"/>
-            </w:pPr>
-            <w:r>
-              <w:rPr>
-                <w:b/>
-                <w:bCs/>
-                <w:color w:val="12355B"/>
-                <w:sz w:val="19"/>
-                <w:szCs w:val="19"/>
-              </w:rPr>
-              <w:t xml:space="preserve">Evidence:  </w:t>
-            </w:r>
-            <w:r>
-              <w:rPr>
-                <w:sz w:val="19"/>
-                <w:szCs w:val="19"/>
-              </w:rPr>
-              <w:t xml:space="preserve">A strong answer explains the line gives you something to compare the two sides across — without it, you can't test whether the sides actually match. A weak answer just says 'it looks the same.'</w:t>
-            </w:r>
-          </w:p>
-          <w:p>
-            <w:pPr>
-              <w:spacing w:after="80"/>
-            </w:pPr>
-            <w:r>
-              <w:rPr>
-                <w:b/>
-                <w:bCs/>
-                <w:color w:val="12355B"/>
-                <w:sz w:val="19"/>
-                <w:szCs w:val="19"/>
-              </w:rPr>
-              <w:t xml:space="preserve">Reasoning:  </w:t>
-            </w:r>
-            <w:r>
-              <w:rPr>
-                <w:sz w:val="19"/>
-                <w:szCs w:val="19"/>
-              </w:rPr>
-              <w:t xml:space="preserve">This evidence connects the definition of symmetric to the mathematical claim.</w:t>
+              <w:t xml:space="preserve">A figure is symmetric only if there is a specific line where one side is a mirror image of the other. — A strong answer explains the line gives you something to compare the two sides across — without it, you can't test whether the sides actually match. A weak answer just says 'it looks the same.'</w:t>
             </w:r>
           </w:p>
         </w:tc>
@@ -2042,7 +1768,7 @@
           <w:sz w:val="21"/>
           <w:szCs w:val="21"/>
         </w:rPr>
-        <w:t xml:space="preserve">My answer is ___.</w:t>
+        <w:t xml:space="preserve">My answer is ___ because ___.</w:t>
       </w:r>
       <w:r>
         <w:rPr>
@@ -2053,7 +1779,7 @@
           <w:szCs w:val="19"/>
         </w:rPr>
         <w:br/>
-        <w:t xml:space="preserve">Mi respuesta es ___.</w:t>
+        <w:t xml:space="preserve">Mi respuesta es ___ porque ___.</w:t>
       </w:r>
     </w:p>
     <w:tbl>
@@ -2193,7 +1919,7 @@
           <w:sz w:val="21"/>
           <w:szCs w:val="21"/>
         </w:rPr>
-        <w:t xml:space="preserve">I know because ___.</w:t>
+        <w:t xml:space="preserve">My evidence is ___, so ___.</w:t>
       </w:r>
       <w:r>
         <w:rPr>
@@ -2204,31 +1930,7 @@
           <w:szCs w:val="19"/>
         </w:rPr>
         <w:br/>
-        <w:t xml:space="preserve">Lo sé porque ___.</w:t>
-      </w:r>
-    </w:p>
-    <w:p>
-      <w:pPr>
-        <w:spacing w:after="60"/>
-      </w:pPr>
-      <w:r>
-        <w:rPr>
-          <w:color w:val="1A2733"/>
-          <w:sz w:val="21"/>
-          <w:szCs w:val="21"/>
-        </w:rPr>
-        <w:t xml:space="preserve">So ___.</w:t>
-      </w:r>
-      <w:r>
-        <w:rPr>
-          <w:i/>
-          <w:iCs/>
-          <w:color w:val="5F6F80"/>
-          <w:sz w:val="19"/>
-          <w:szCs w:val="19"/>
-        </w:rPr>
-        <w:br/>
-        <w:t xml:space="preserve">Entonces ___.</w:t>
+        <w:t xml:space="preserve">Mi evidencia es ___, entonces ___.</w:t>
       </w:r>
     </w:p>
     <w:tbl>
@@ -2334,78 +2036,6 @@
         <w:t xml:space="preserve">Escribe una afirmación, da evidencia matemática y explica tu razonamiento.</w:t>
       </w:r>
     </w:p>
-    <w:p>
-      <w:pPr>
-        <w:spacing w:after="60"/>
-      </w:pPr>
-      <w:r>
-        <w:rPr>
-          <w:color w:val="1A2733"/>
-          <w:sz w:val="21"/>
-          <w:szCs w:val="21"/>
-        </w:rPr>
-        <w:t xml:space="preserve">My claim is ___.</w:t>
-      </w:r>
-      <w:r>
-        <w:rPr>
-          <w:i/>
-          <w:iCs/>
-          <w:color w:val="5F6F80"/>
-          <w:sz w:val="19"/>
-          <w:szCs w:val="19"/>
-        </w:rPr>
-        <w:br/>
-        <w:t xml:space="preserve">Mi afirmación es ___.</w:t>
-      </w:r>
-    </w:p>
-    <w:p>
-      <w:pPr>
-        <w:spacing w:after="60"/>
-      </w:pPr>
-      <w:r>
-        <w:rPr>
-          <w:color w:val="1A2733"/>
-          <w:sz w:val="21"/>
-          <w:szCs w:val="21"/>
-        </w:rPr>
-        <w:t xml:space="preserve">My math evidence is ___.</w:t>
-      </w:r>
-      <w:r>
-        <w:rPr>
-          <w:i/>
-          <w:iCs/>
-          <w:color w:val="5F6F80"/>
-          <w:sz w:val="19"/>
-          <w:szCs w:val="19"/>
-        </w:rPr>
-        <w:br/>
-        <w:t xml:space="preserve">Mi evidencia matemática es ___.</w:t>
-      </w:r>
-    </w:p>
-    <w:p>
-      <w:pPr>
-        <w:spacing w:after="60"/>
-      </w:pPr>
-      <w:r>
-        <w:rPr>
-          <w:color w:val="1A2733"/>
-          <w:sz w:val="21"/>
-          <w:szCs w:val="21"/>
-        </w:rPr>
-        <w:t xml:space="preserve">This proves ___ because ___.</w:t>
-      </w:r>
-      <w:r>
-        <w:rPr>
-          <w:i/>
-          <w:iCs/>
-          <w:color w:val="5F6F80"/>
-          <w:sz w:val="19"/>
-          <w:szCs w:val="19"/>
-        </w:rPr>
-        <w:br/>
-        <w:t xml:space="preserve">Esto demuestra ___ porque ___.</w:t>
-      </w:r>
-    </w:p>
     <w:tbl>
       <w:tblPr>
         <w:tblW w:type="pct" w:w="100%"/>
@@ -2488,7 +2118,7 @@
           <w:sz w:val="24"/>
           <w:szCs w:val="24"/>
         </w:rPr>
-        <w:t xml:space="preserve">4. Check Your Explanation</w:t>
+        <w:t xml:space="preserve">Check Your Explanation</w:t>
       </w:r>
       <w:r>
         <w:rPr>
@@ -2498,7 +2128,7 @@
           <w:sz w:val="19"/>
           <w:szCs w:val="19"/>
         </w:rPr>
-        <w:t xml:space="preserve">   five quick checks</w:t>
+        <w:t xml:space="preserve">   three quick checks</w:t>
       </w:r>
     </w:p>
     <w:p>
@@ -2522,17 +2152,6 @@
         </w:rPr>
         <w:t xml:space="preserve">I answered the question.</w:t>
       </w:r>
-      <w:r>
-        <w:rPr>
-          <w:i/>
-          <w:iCs/>
-          <w:color w:val="5F6F80"/>
-          <w:sz w:val="18"/>
-          <w:szCs w:val="18"/>
-        </w:rPr>
-        <w:br/>
-        <w:t xml:space="preserve">Respondí la pregunta.</w:t>
-      </w:r>
     </w:p>
     <w:p>
       <w:pPr>
@@ -2553,18 +2172,7 @@
           <w:sz w:val="20"/>
           <w:szCs w:val="20"/>
         </w:rPr>
-        <w:t xml:space="preserve">I used math evidence: numbers, an equation, a model, or a comparison.</w:t>
-      </w:r>
-      <w:r>
-        <w:rPr>
-          <w:i/>
-          <w:iCs/>
-          <w:color w:val="5F6F80"/>
-          <w:sz w:val="18"/>
-          <w:szCs w:val="18"/>
-        </w:rPr>
-        <w:br/>
-        <w:t xml:space="preserve">Usé evidencia matemática: números, una ecuación, un modelo o una comparación.</w:t>
+        <w:t xml:space="preserve">I used math evidence: numbers, an equation, or a model.</w:t>
       </w:r>
     </w:p>
     <w:p>
@@ -2586,84 +2194,7 @@
           <w:sz w:val="20"/>
           <w:szCs w:val="20"/>
         </w:rPr>
-        <w:t xml:space="preserve">I explained how the evidence proves my answer.</w:t>
-      </w:r>
-      <w:r>
-        <w:rPr>
-          <w:i/>
-          <w:iCs/>
-          <w:color w:val="5F6F80"/>
-          <w:sz w:val="18"/>
-          <w:szCs w:val="18"/>
-        </w:rPr>
-        <w:br/>
-        <w:t xml:space="preserve">Expliqué cómo la evidencia demuestra mi respuesta.</w:t>
-      </w:r>
-    </w:p>
-    <w:p>
-      <w:pPr>
-        <w:spacing w:after="80"/>
-      </w:pPr>
-      <w:r>
-        <w:rPr>
-          <w:b/>
-          <w:bCs/>
-          <w:color w:val="1FA6A2"/>
-          <w:sz w:val="22"/>
-          <w:szCs w:val="22"/>
-        </w:rPr>
-        <w:t xml:space="preserve">☐  </w:t>
-      </w:r>
-      <w:r>
-        <w:rPr>
-          <w:sz w:val="20"/>
-          <w:szCs w:val="20"/>
-        </w:rPr>
         <w:t xml:space="preserve">I used at least two math words.</w:t>
-      </w:r>
-      <w:r>
-        <w:rPr>
-          <w:i/>
-          <w:iCs/>
-          <w:color w:val="5F6F80"/>
-          <w:sz w:val="18"/>
-          <w:szCs w:val="18"/>
-        </w:rPr>
-        <w:br/>
-        <w:t xml:space="preserve">Usé por lo menos dos palabras matemáticas.</w:t>
-      </w:r>
-    </w:p>
-    <w:p>
-      <w:pPr>
-        <w:spacing w:after="80"/>
-      </w:pPr>
-      <w:r>
-        <w:rPr>
-          <w:b/>
-          <w:bCs/>
-          <w:color w:val="1FA6A2"/>
-          <w:sz w:val="22"/>
-          <w:szCs w:val="22"/>
-        </w:rPr>
-        <w:t xml:space="preserve">☐  </w:t>
-      </w:r>
-      <w:r>
-        <w:rPr>
-          <w:sz w:val="20"/>
-          <w:szCs w:val="20"/>
-        </w:rPr>
-        <w:t xml:space="preserve">I reread complete sentences and punctuation.</w:t>
-      </w:r>
-      <w:r>
-        <w:rPr>
-          <w:i/>
-          <w:iCs/>
-          <w:color w:val="5F6F80"/>
-          <w:sz w:val="18"/>
-          <w:szCs w:val="18"/>
-        </w:rPr>
-        <w:br/>
-        <w:t xml:space="preserve">Volví a leer mis oraciones completas y la puntuación.</w:t>
       </w:r>
     </w:p>
     <w:p>
